--- a/outputs/table_seropos.docx
+++ b/outputs/table_seropos.docx
@@ -17,17 +17,17 @@
         <w:tblLook w:firstRow="1" w:lastRow="0" w:firstColumn="0" w:lastColumn="0" w:noHBand="0" w:noVBand="1"/>
       </w:tblPr>
       <w:tblGrid>
-        <w:gridCol w:w="1352"/>
-        <w:gridCol w:w="961"/>
-        <w:gridCol w:w="2428"/>
-        <w:gridCol w:w="2685"/>
-        <w:gridCol w:w="2428"/>
-        <w:gridCol w:w="2685"/>
-        <w:gridCol w:w="2367"/>
+        <w:gridCol w:w="1181"/>
+        <w:gridCol w:w="861"/>
+        <w:gridCol w:w="1606"/>
+        <w:gridCol w:w="2012"/>
+        <w:gridCol w:w="1606"/>
+        <w:gridCol w:w="2012"/>
+        <w:gridCol w:w="2012"/>
       </w:tblGrid>
       <w:tr>
         <w:trPr>
-          <w:trHeight w:val="621" w:hRule="auto"/>
+          <w:trHeight w:val="583" w:hRule="auto"/>
           <w:tblHeader/>
         </w:trPr>
         header1
@@ -65,8 +65,8 @@
                 <w:b w:val="true"/>
                 <w:u w:val="none"/>
                 <w:strike w:val="false"/>
-                <w:sz w:val="22"/>
-                <w:szCs w:val="22"/>
+                <w:sz w:val="18"/>
+                <w:szCs w:val="18"/>
                 <w:color w:val="000000"/>
               </w:rPr>
             </w:pPr>
@@ -77,8 +77,8 @@
                 <w:b w:val="true"/>
                 <w:u w:val="none"/>
                 <w:strike w:val="false"/>
-                <w:sz w:val="22"/>
-                <w:szCs w:val="22"/>
+                <w:sz w:val="18"/>
+                <w:szCs w:val="18"/>
                 <w:color w:val="000000"/>
               </w:rPr>
               <w:t xml:space="preserve">Serotype</w:t>
@@ -119,8 +119,8 @@
                 <w:b w:val="true"/>
                 <w:u w:val="none"/>
                 <w:strike w:val="false"/>
-                <w:sz w:val="22"/>
-                <w:szCs w:val="22"/>
+                <w:sz w:val="18"/>
+                <w:szCs w:val="18"/>
                 <w:color w:val="000000"/>
               </w:rPr>
             </w:pPr>
@@ -131,8 +131,8 @@
                 <w:b w:val="true"/>
                 <w:u w:val="none"/>
                 <w:strike w:val="false"/>
-                <w:sz w:val="22"/>
-                <w:szCs w:val="22"/>
+                <w:sz w:val="18"/>
+                <w:szCs w:val="18"/>
                 <w:color w:val="000000"/>
               </w:rPr>
               <w:t xml:space="preserve">N</w:t>
@@ -173,8 +173,8 @@
                 <w:b w:val="true"/>
                 <w:u w:val="none"/>
                 <w:strike w:val="false"/>
-                <w:sz w:val="22"/>
-                <w:szCs w:val="22"/>
+                <w:sz w:val="18"/>
+                <w:szCs w:val="18"/>
                 <w:color w:val="000000"/>
               </w:rPr>
             </w:pPr>
@@ -185,11 +185,11 @@
                 <w:b w:val="true"/>
                 <w:u w:val="none"/>
                 <w:strike w:val="false"/>
-                <w:sz w:val="22"/>
-                <w:szCs w:val="22"/>
-                <w:color w:val="000000"/>
-              </w:rPr>
-              <w:t xml:space="preserve">Seropositive (2021)</w:t>
+                <w:sz w:val="18"/>
+                <w:szCs w:val="18"/>
+                <w:color w:val="000000"/>
+              </w:rPr>
+              <w:t xml:space="preserve">Sero(+) (2021)</w:t>
             </w:r>
           </w:p>
         </w:tc>
@@ -227,8 +227,8 @@
                 <w:b w:val="true"/>
                 <w:u w:val="none"/>
                 <w:strike w:val="false"/>
-                <w:sz w:val="22"/>
-                <w:szCs w:val="22"/>
+                <w:sz w:val="18"/>
+                <w:szCs w:val="18"/>
                 <w:color w:val="000000"/>
               </w:rPr>
             </w:pPr>
@@ -239,11 +239,11 @@
                 <w:b w:val="true"/>
                 <w:u w:val="none"/>
                 <w:strike w:val="false"/>
-                <w:sz w:val="22"/>
-                <w:szCs w:val="22"/>
-                <w:color w:val="000000"/>
-              </w:rPr>
-              <w:t xml:space="preserve">Seropositive % (2021)</w:t>
+                <w:sz w:val="18"/>
+                <w:szCs w:val="18"/>
+                <w:color w:val="000000"/>
+              </w:rPr>
+              <w:t xml:space="preserve">Sero(+) % (2021)</w:t>
             </w:r>
           </w:p>
         </w:tc>
@@ -281,8 +281,8 @@
                 <w:b w:val="true"/>
                 <w:u w:val="none"/>
                 <w:strike w:val="false"/>
-                <w:sz w:val="22"/>
-                <w:szCs w:val="22"/>
+                <w:sz w:val="18"/>
+                <w:szCs w:val="18"/>
                 <w:color w:val="000000"/>
               </w:rPr>
             </w:pPr>
@@ -293,11 +293,11 @@
                 <w:b w:val="true"/>
                 <w:u w:val="none"/>
                 <w:strike w:val="false"/>
-                <w:sz w:val="22"/>
-                <w:szCs w:val="22"/>
-                <w:color w:val="000000"/>
-              </w:rPr>
-              <w:t xml:space="preserve">Seropositive (2022)</w:t>
+                <w:sz w:val="18"/>
+                <w:szCs w:val="18"/>
+                <w:color w:val="000000"/>
+              </w:rPr>
+              <w:t xml:space="preserve">Sero(+) (2022)</w:t>
             </w:r>
           </w:p>
         </w:tc>
@@ -335,8 +335,8 @@
                 <w:b w:val="true"/>
                 <w:u w:val="none"/>
                 <w:strike w:val="false"/>
-                <w:sz w:val="22"/>
-                <w:szCs w:val="22"/>
+                <w:sz w:val="18"/>
+                <w:szCs w:val="18"/>
                 <w:color w:val="000000"/>
               </w:rPr>
             </w:pPr>
@@ -347,11 +347,11 @@
                 <w:b w:val="true"/>
                 <w:u w:val="none"/>
                 <w:strike w:val="false"/>
-                <w:sz w:val="22"/>
-                <w:szCs w:val="22"/>
-                <w:color w:val="000000"/>
-              </w:rPr>
-              <w:t xml:space="preserve">Seropositive % (2022)</w:t>
+                <w:sz w:val="18"/>
+                <w:szCs w:val="18"/>
+                <w:color w:val="000000"/>
+              </w:rPr>
+              <w:t xml:space="preserve">Sero(+) % (2022)</w:t>
             </w:r>
           </w:p>
         </w:tc>
@@ -389,8 +389,8 @@
                 <w:b w:val="true"/>
                 <w:u w:val="none"/>
                 <w:strike w:val="false"/>
-                <w:sz w:val="22"/>
-                <w:szCs w:val="22"/>
+                <w:sz w:val="18"/>
+                <w:szCs w:val="18"/>
                 <w:color w:val="000000"/>
               </w:rPr>
             </w:pPr>
@@ -401,8 +401,8 @@
                 <w:b w:val="true"/>
                 <w:u w:val="none"/>
                 <w:strike w:val="false"/>
-                <w:sz w:val="22"/>
-                <w:szCs w:val="22"/>
+                <w:sz w:val="18"/>
+                <w:szCs w:val="18"/>
                 <w:color w:val="000000"/>
               </w:rPr>
               <w:t xml:space="preserve">Difference</w:t>
@@ -412,7 +412,7 @@
       </w:tr>
       <w:tr>
         <w:trPr>
-          <w:trHeight w:val="616" w:hRule="auto"/>
+          <w:trHeight w:val="579" w:hRule="auto"/>
         </w:trPr>
         body1
         <w:tc>
@@ -449,20 +449,20 @@
                 <w:b w:val="false"/>
                 <w:u w:val="none"/>
                 <w:strike w:val="false"/>
-                <w:sz w:val="22"/>
-                <w:szCs w:val="22"/>
-                <w:color w:val="000000"/>
-              </w:rPr>
-            </w:pPr>
-            <w:r>
-              <w:rPr>
-                <w:rFonts w:ascii="Helvetica" w:hAnsi="Helvetica" w:eastAsia="Helvetica" w:cs="Helvetica"/>
-                <w:i w:val="false"/>
-                <w:b w:val="false"/>
-                <w:u w:val="none"/>
-                <w:strike w:val="false"/>
-                <w:sz w:val="22"/>
-                <w:szCs w:val="22"/>
+                <w:sz w:val="18"/>
+                <w:szCs w:val="18"/>
+                <w:color w:val="000000"/>
+              </w:rPr>
+            </w:pPr>
+            <w:r>
+              <w:rPr>
+                <w:rFonts w:ascii="Helvetica" w:hAnsi="Helvetica" w:eastAsia="Helvetica" w:cs="Helvetica"/>
+                <w:i w:val="false"/>
+                <w:b w:val="false"/>
+                <w:u w:val="none"/>
+                <w:strike w:val="false"/>
+                <w:sz w:val="18"/>
+                <w:szCs w:val="18"/>
                 <w:color w:val="000000"/>
               </w:rPr>
               <w:t xml:space="preserve">DENV-1</w:t>
@@ -503,23 +503,23 @@
                 <w:b w:val="false"/>
                 <w:u w:val="none"/>
                 <w:strike w:val="false"/>
-                <w:sz w:val="22"/>
-                <w:szCs w:val="22"/>
-                <w:color w:val="000000"/>
-              </w:rPr>
-            </w:pPr>
-            <w:r>
-              <w:rPr>
-                <w:rFonts w:ascii="Helvetica" w:hAnsi="Helvetica" w:eastAsia="Helvetica" w:cs="Helvetica"/>
-                <w:i w:val="false"/>
-                <w:b w:val="false"/>
-                <w:u w:val="none"/>
-                <w:strike w:val="false"/>
-                <w:sz w:val="22"/>
-                <w:szCs w:val="22"/>
-                <w:color w:val="000000"/>
-              </w:rPr>
-              <w:t xml:space="preserve">1,020</w:t>
+                <w:sz w:val="18"/>
+                <w:szCs w:val="18"/>
+                <w:color w:val="000000"/>
+              </w:rPr>
+            </w:pPr>
+            <w:r>
+              <w:rPr>
+                <w:rFonts w:ascii="Helvetica" w:hAnsi="Helvetica" w:eastAsia="Helvetica" w:cs="Helvetica"/>
+                <w:i w:val="false"/>
+                <w:b w:val="false"/>
+                <w:u w:val="none"/>
+                <w:strike w:val="false"/>
+                <w:sz w:val="18"/>
+                <w:szCs w:val="18"/>
+                <w:color w:val="000000"/>
+              </w:rPr>
+              <w:t xml:space="preserve">1,019</w:t>
             </w:r>
           </w:p>
         </w:tc>
@@ -557,23 +557,23 @@
                 <w:b w:val="false"/>
                 <w:u w:val="none"/>
                 <w:strike w:val="false"/>
-                <w:sz w:val="22"/>
-                <w:szCs w:val="22"/>
-                <w:color w:val="000000"/>
-              </w:rPr>
-            </w:pPr>
-            <w:r>
-              <w:rPr>
-                <w:rFonts w:ascii="Helvetica" w:hAnsi="Helvetica" w:eastAsia="Helvetica" w:cs="Helvetica"/>
-                <w:i w:val="false"/>
-                <w:b w:val="false"/>
-                <w:u w:val="none"/>
-                <w:strike w:val="false"/>
-                <w:sz w:val="22"/>
-                <w:szCs w:val="22"/>
-                <w:color w:val="000000"/>
-              </w:rPr>
-              <w:t xml:space="preserve">967</w:t>
+                <w:sz w:val="18"/>
+                <w:szCs w:val="18"/>
+                <w:color w:val="000000"/>
+              </w:rPr>
+            </w:pPr>
+            <w:r>
+              <w:rPr>
+                <w:rFonts w:ascii="Helvetica" w:hAnsi="Helvetica" w:eastAsia="Helvetica" w:cs="Helvetica"/>
+                <w:i w:val="false"/>
+                <w:b w:val="false"/>
+                <w:u w:val="none"/>
+                <w:strike w:val="false"/>
+                <w:sz w:val="18"/>
+                <w:szCs w:val="18"/>
+                <w:color w:val="000000"/>
+              </w:rPr>
+              <w:t xml:space="preserve">966</w:t>
             </w:r>
           </w:p>
         </w:tc>
@@ -611,20 +611,20 @@
                 <w:b w:val="false"/>
                 <w:u w:val="none"/>
                 <w:strike w:val="false"/>
-                <w:sz w:val="22"/>
-                <w:szCs w:val="22"/>
-                <w:color w:val="000000"/>
-              </w:rPr>
-            </w:pPr>
-            <w:r>
-              <w:rPr>
-                <w:rFonts w:ascii="Helvetica" w:hAnsi="Helvetica" w:eastAsia="Helvetica" w:cs="Helvetica"/>
-                <w:i w:val="false"/>
-                <w:b w:val="false"/>
-                <w:u w:val="none"/>
-                <w:strike w:val="false"/>
-                <w:sz w:val="22"/>
-                <w:szCs w:val="22"/>
+                <w:sz w:val="18"/>
+                <w:szCs w:val="18"/>
+                <w:color w:val="000000"/>
+              </w:rPr>
+            </w:pPr>
+            <w:r>
+              <w:rPr>
+                <w:rFonts w:ascii="Helvetica" w:hAnsi="Helvetica" w:eastAsia="Helvetica" w:cs="Helvetica"/>
+                <w:i w:val="false"/>
+                <w:b w:val="false"/>
+                <w:u w:val="none"/>
+                <w:strike w:val="false"/>
+                <w:sz w:val="18"/>
+                <w:szCs w:val="18"/>
                 <w:color w:val="000000"/>
               </w:rPr>
               <w:t xml:space="preserve">94.8% (93.3-96.1%)</w:t>
@@ -665,20 +665,20 @@
                 <w:b w:val="false"/>
                 <w:u w:val="none"/>
                 <w:strike w:val="false"/>
-                <w:sz w:val="22"/>
-                <w:szCs w:val="22"/>
-                <w:color w:val="000000"/>
-              </w:rPr>
-            </w:pPr>
-            <w:r>
-              <w:rPr>
-                <w:rFonts w:ascii="Helvetica" w:hAnsi="Helvetica" w:eastAsia="Helvetica" w:cs="Helvetica"/>
-                <w:i w:val="false"/>
-                <w:b w:val="false"/>
-                <w:u w:val="none"/>
-                <w:strike w:val="false"/>
-                <w:sz w:val="22"/>
-                <w:szCs w:val="22"/>
+                <w:sz w:val="18"/>
+                <w:szCs w:val="18"/>
+                <w:color w:val="000000"/>
+              </w:rPr>
+            </w:pPr>
+            <w:r>
+              <w:rPr>
+                <w:rFonts w:ascii="Helvetica" w:hAnsi="Helvetica" w:eastAsia="Helvetica" w:cs="Helvetica"/>
+                <w:i w:val="false"/>
+                <w:b w:val="false"/>
+                <w:u w:val="none"/>
+                <w:strike w:val="false"/>
+                <w:sz w:val="18"/>
+                <w:szCs w:val="18"/>
                 <w:color w:val="000000"/>
               </w:rPr>
               <w:t xml:space="preserve">969</w:t>
@@ -719,23 +719,23 @@
                 <w:b w:val="false"/>
                 <w:u w:val="none"/>
                 <w:strike w:val="false"/>
-                <w:sz w:val="22"/>
-                <w:szCs w:val="22"/>
-                <w:color w:val="000000"/>
-              </w:rPr>
-            </w:pPr>
-            <w:r>
-              <w:rPr>
-                <w:rFonts w:ascii="Helvetica" w:hAnsi="Helvetica" w:eastAsia="Helvetica" w:cs="Helvetica"/>
-                <w:i w:val="false"/>
-                <w:b w:val="false"/>
-                <w:u w:val="none"/>
-                <w:strike w:val="false"/>
-                <w:sz w:val="22"/>
-                <w:szCs w:val="22"/>
-                <w:color w:val="000000"/>
-              </w:rPr>
-              <w:t xml:space="preserve">95.0% (93.5-96.3%)</w:t>
+                <w:sz w:val="18"/>
+                <w:szCs w:val="18"/>
+                <w:color w:val="000000"/>
+              </w:rPr>
+            </w:pPr>
+            <w:r>
+              <w:rPr>
+                <w:rFonts w:ascii="Helvetica" w:hAnsi="Helvetica" w:eastAsia="Helvetica" w:cs="Helvetica"/>
+                <w:i w:val="false"/>
+                <w:b w:val="false"/>
+                <w:u w:val="none"/>
+                <w:strike w:val="false"/>
+                <w:sz w:val="18"/>
+                <w:szCs w:val="18"/>
+                <w:color w:val="000000"/>
+              </w:rPr>
+              <w:t xml:space="preserve">95.1% (93.6-96.3%)</w:t>
             </w:r>
           </w:p>
         </w:tc>
@@ -773,30 +773,30 @@
                 <w:b w:val="false"/>
                 <w:u w:val="none"/>
                 <w:strike w:val="false"/>
-                <w:sz w:val="22"/>
-                <w:szCs w:val="22"/>
-                <w:color w:val="000000"/>
-              </w:rPr>
-            </w:pPr>
-            <w:r>
-              <w:rPr>
-                <w:rFonts w:ascii="Helvetica" w:hAnsi="Helvetica" w:eastAsia="Helvetica" w:cs="Helvetica"/>
-                <w:i w:val="false"/>
-                <w:b w:val="false"/>
-                <w:u w:val="none"/>
-                <w:strike w:val="false"/>
-                <w:sz w:val="22"/>
-                <w:szCs w:val="22"/>
-                <w:color w:val="000000"/>
-              </w:rPr>
-              <w:t xml:space="preserve">0.20% (0.00-2.11%)</w:t>
+                <w:sz w:val="18"/>
+                <w:szCs w:val="18"/>
+                <w:color w:val="000000"/>
+              </w:rPr>
+            </w:pPr>
+            <w:r>
+              <w:rPr>
+                <w:rFonts w:ascii="Helvetica" w:hAnsi="Helvetica" w:eastAsia="Helvetica" w:cs="Helvetica"/>
+                <w:i w:val="false"/>
+                <w:b w:val="false"/>
+                <w:u w:val="none"/>
+                <w:strike w:val="false"/>
+                <w:sz w:val="18"/>
+                <w:szCs w:val="18"/>
+                <w:color w:val="000000"/>
+              </w:rPr>
+              <w:t xml:space="preserve">0.29% (0.00-2.20%)</w:t>
             </w:r>
           </w:p>
         </w:tc>
       </w:tr>
       <w:tr>
         <w:trPr>
-          <w:trHeight w:val="616" w:hRule="auto"/>
+          <w:trHeight w:val="579" w:hRule="auto"/>
         </w:trPr>
         body2
         <w:tc>
@@ -833,20 +833,20 @@
                 <w:b w:val="false"/>
                 <w:u w:val="none"/>
                 <w:strike w:val="false"/>
-                <w:sz w:val="22"/>
-                <w:szCs w:val="22"/>
-                <w:color w:val="000000"/>
-              </w:rPr>
-            </w:pPr>
-            <w:r>
-              <w:rPr>
-                <w:rFonts w:ascii="Helvetica" w:hAnsi="Helvetica" w:eastAsia="Helvetica" w:cs="Helvetica"/>
-                <w:i w:val="false"/>
-                <w:b w:val="false"/>
-                <w:u w:val="none"/>
-                <w:strike w:val="false"/>
-                <w:sz w:val="22"/>
-                <w:szCs w:val="22"/>
+                <w:sz w:val="18"/>
+                <w:szCs w:val="18"/>
+                <w:color w:val="000000"/>
+              </w:rPr>
+            </w:pPr>
+            <w:r>
+              <w:rPr>
+                <w:rFonts w:ascii="Helvetica" w:hAnsi="Helvetica" w:eastAsia="Helvetica" w:cs="Helvetica"/>
+                <w:i w:val="false"/>
+                <w:b w:val="false"/>
+                <w:u w:val="none"/>
+                <w:strike w:val="false"/>
+                <w:sz w:val="18"/>
+                <w:szCs w:val="18"/>
                 <w:color w:val="000000"/>
               </w:rPr>
               <w:t xml:space="preserve">DENV-2</w:t>
@@ -887,23 +887,23 @@
                 <w:b w:val="false"/>
                 <w:u w:val="none"/>
                 <w:strike w:val="false"/>
-                <w:sz w:val="22"/>
-                <w:szCs w:val="22"/>
-                <w:color w:val="000000"/>
-              </w:rPr>
-            </w:pPr>
-            <w:r>
-              <w:rPr>
-                <w:rFonts w:ascii="Helvetica" w:hAnsi="Helvetica" w:eastAsia="Helvetica" w:cs="Helvetica"/>
-                <w:i w:val="false"/>
-                <w:b w:val="false"/>
-                <w:u w:val="none"/>
-                <w:strike w:val="false"/>
-                <w:sz w:val="22"/>
-                <w:szCs w:val="22"/>
-                <w:color w:val="000000"/>
-              </w:rPr>
-              <w:t xml:space="preserve">1,020</w:t>
+                <w:sz w:val="18"/>
+                <w:szCs w:val="18"/>
+                <w:color w:val="000000"/>
+              </w:rPr>
+            </w:pPr>
+            <w:r>
+              <w:rPr>
+                <w:rFonts w:ascii="Helvetica" w:hAnsi="Helvetica" w:eastAsia="Helvetica" w:cs="Helvetica"/>
+                <w:i w:val="false"/>
+                <w:b w:val="false"/>
+                <w:u w:val="none"/>
+                <w:strike w:val="false"/>
+                <w:sz w:val="18"/>
+                <w:szCs w:val="18"/>
+                <w:color w:val="000000"/>
+              </w:rPr>
+              <w:t xml:space="preserve">1,019</w:t>
             </w:r>
           </w:p>
         </w:tc>
@@ -941,23 +941,23 @@
                 <w:b w:val="false"/>
                 <w:u w:val="none"/>
                 <w:strike w:val="false"/>
-                <w:sz w:val="22"/>
-                <w:szCs w:val="22"/>
-                <w:color w:val="000000"/>
-              </w:rPr>
-            </w:pPr>
-            <w:r>
-              <w:rPr>
-                <w:rFonts w:ascii="Helvetica" w:hAnsi="Helvetica" w:eastAsia="Helvetica" w:cs="Helvetica"/>
-                <w:i w:val="false"/>
-                <w:b w:val="false"/>
-                <w:u w:val="none"/>
-                <w:strike w:val="false"/>
-                <w:sz w:val="22"/>
-                <w:szCs w:val="22"/>
-                <w:color w:val="000000"/>
-              </w:rPr>
-              <w:t xml:space="preserve">961</w:t>
+                <w:sz w:val="18"/>
+                <w:szCs w:val="18"/>
+                <w:color w:val="000000"/>
+              </w:rPr>
+            </w:pPr>
+            <w:r>
+              <w:rPr>
+                <w:rFonts w:ascii="Helvetica" w:hAnsi="Helvetica" w:eastAsia="Helvetica" w:cs="Helvetica"/>
+                <w:i w:val="false"/>
+                <w:b w:val="false"/>
+                <w:u w:val="none"/>
+                <w:strike w:val="false"/>
+                <w:sz w:val="18"/>
+                <w:szCs w:val="18"/>
+                <w:color w:val="000000"/>
+              </w:rPr>
+              <w:t xml:space="preserve">960</w:t>
             </w:r>
           </w:p>
         </w:tc>
@@ -995,20 +995,20 @@
                 <w:b w:val="false"/>
                 <w:u w:val="none"/>
                 <w:strike w:val="false"/>
-                <w:sz w:val="22"/>
-                <w:szCs w:val="22"/>
-                <w:color w:val="000000"/>
-              </w:rPr>
-            </w:pPr>
-            <w:r>
-              <w:rPr>
-                <w:rFonts w:ascii="Helvetica" w:hAnsi="Helvetica" w:eastAsia="Helvetica" w:cs="Helvetica"/>
-                <w:i w:val="false"/>
-                <w:b w:val="false"/>
-                <w:u w:val="none"/>
-                <w:strike w:val="false"/>
-                <w:sz w:val="22"/>
-                <w:szCs w:val="22"/>
+                <w:sz w:val="18"/>
+                <w:szCs w:val="18"/>
+                <w:color w:val="000000"/>
+              </w:rPr>
+            </w:pPr>
+            <w:r>
+              <w:rPr>
+                <w:rFonts w:ascii="Helvetica" w:hAnsi="Helvetica" w:eastAsia="Helvetica" w:cs="Helvetica"/>
+                <w:i w:val="false"/>
+                <w:b w:val="false"/>
+                <w:u w:val="none"/>
+                <w:strike w:val="false"/>
+                <w:sz w:val="18"/>
+                <w:szCs w:val="18"/>
                 <w:color w:val="000000"/>
               </w:rPr>
               <w:t xml:space="preserve">94.2% (92.6-95.6%)</w:t>
@@ -1049,20 +1049,20 @@
                 <w:b w:val="false"/>
                 <w:u w:val="none"/>
                 <w:strike w:val="false"/>
-                <w:sz w:val="22"/>
-                <w:szCs w:val="22"/>
-                <w:color w:val="000000"/>
-              </w:rPr>
-            </w:pPr>
-            <w:r>
-              <w:rPr>
-                <w:rFonts w:ascii="Helvetica" w:hAnsi="Helvetica" w:eastAsia="Helvetica" w:cs="Helvetica"/>
-                <w:i w:val="false"/>
-                <w:b w:val="false"/>
-                <w:u w:val="none"/>
-                <w:strike w:val="false"/>
-                <w:sz w:val="22"/>
-                <w:szCs w:val="22"/>
+                <w:sz w:val="18"/>
+                <w:szCs w:val="18"/>
+                <w:color w:val="000000"/>
+              </w:rPr>
+            </w:pPr>
+            <w:r>
+              <w:rPr>
+                <w:rFonts w:ascii="Helvetica" w:hAnsi="Helvetica" w:eastAsia="Helvetica" w:cs="Helvetica"/>
+                <w:i w:val="false"/>
+                <w:b w:val="false"/>
+                <w:u w:val="none"/>
+                <w:strike w:val="false"/>
+                <w:sz w:val="18"/>
+                <w:szCs w:val="18"/>
                 <w:color w:val="000000"/>
               </w:rPr>
               <w:t xml:space="preserve">970</w:t>
@@ -1103,23 +1103,23 @@
                 <w:b w:val="false"/>
                 <w:u w:val="none"/>
                 <w:strike w:val="false"/>
-                <w:sz w:val="22"/>
-                <w:szCs w:val="22"/>
-                <w:color w:val="000000"/>
-              </w:rPr>
-            </w:pPr>
-            <w:r>
-              <w:rPr>
-                <w:rFonts w:ascii="Helvetica" w:hAnsi="Helvetica" w:eastAsia="Helvetica" w:cs="Helvetica"/>
-                <w:i w:val="false"/>
-                <w:b w:val="false"/>
-                <w:u w:val="none"/>
-                <w:strike w:val="false"/>
-                <w:sz w:val="22"/>
-                <w:szCs w:val="22"/>
-                <w:color w:val="000000"/>
-              </w:rPr>
-              <w:t xml:space="preserve">95.1% (93.6-96.3%)</w:t>
+                <w:sz w:val="18"/>
+                <w:szCs w:val="18"/>
+                <w:color w:val="000000"/>
+              </w:rPr>
+            </w:pPr>
+            <w:r>
+              <w:rPr>
+                <w:rFonts w:ascii="Helvetica" w:hAnsi="Helvetica" w:eastAsia="Helvetica" w:cs="Helvetica"/>
+                <w:i w:val="false"/>
+                <w:b w:val="false"/>
+                <w:u w:val="none"/>
+                <w:strike w:val="false"/>
+                <w:sz w:val="18"/>
+                <w:szCs w:val="18"/>
+                <w:color w:val="000000"/>
+              </w:rPr>
+              <w:t xml:space="preserve">95.2% (93.7-96.4%)</w:t>
             </w:r>
           </w:p>
         </w:tc>
@@ -1157,30 +1157,30 @@
                 <w:b w:val="false"/>
                 <w:u w:val="none"/>
                 <w:strike w:val="false"/>
-                <w:sz w:val="22"/>
-                <w:szCs w:val="22"/>
-                <w:color w:val="000000"/>
-              </w:rPr>
-            </w:pPr>
-            <w:r>
-              <w:rPr>
-                <w:rFonts w:ascii="Helvetica" w:hAnsi="Helvetica" w:eastAsia="Helvetica" w:cs="Helvetica"/>
-                <w:i w:val="false"/>
-                <w:b w:val="false"/>
-                <w:u w:val="none"/>
-                <w:strike w:val="false"/>
-                <w:sz w:val="22"/>
-                <w:szCs w:val="22"/>
-                <w:color w:val="000000"/>
-              </w:rPr>
-              <w:t xml:space="preserve">0.88% (0.00-2.83%)</w:t>
+                <w:sz w:val="18"/>
+                <w:szCs w:val="18"/>
+                <w:color w:val="000000"/>
+              </w:rPr>
+            </w:pPr>
+            <w:r>
+              <w:rPr>
+                <w:rFonts w:ascii="Helvetica" w:hAnsi="Helvetica" w:eastAsia="Helvetica" w:cs="Helvetica"/>
+                <w:i w:val="false"/>
+                <w:b w:val="false"/>
+                <w:u w:val="none"/>
+                <w:strike w:val="false"/>
+                <w:sz w:val="18"/>
+                <w:szCs w:val="18"/>
+                <w:color w:val="000000"/>
+              </w:rPr>
+              <w:t xml:space="preserve">0.98% (0.00-2.93%)</w:t>
             </w:r>
           </w:p>
         </w:tc>
       </w:tr>
       <w:tr>
         <w:trPr>
-          <w:trHeight w:val="616" w:hRule="auto"/>
+          <w:trHeight w:val="579" w:hRule="auto"/>
         </w:trPr>
         body3
         <w:tc>
@@ -1217,20 +1217,20 @@
                 <w:b w:val="false"/>
                 <w:u w:val="none"/>
                 <w:strike w:val="false"/>
-                <w:sz w:val="22"/>
-                <w:szCs w:val="22"/>
-                <w:color w:val="000000"/>
-              </w:rPr>
-            </w:pPr>
-            <w:r>
-              <w:rPr>
-                <w:rFonts w:ascii="Helvetica" w:hAnsi="Helvetica" w:eastAsia="Helvetica" w:cs="Helvetica"/>
-                <w:i w:val="false"/>
-                <w:b w:val="false"/>
-                <w:u w:val="none"/>
-                <w:strike w:val="false"/>
-                <w:sz w:val="22"/>
-                <w:szCs w:val="22"/>
+                <w:sz w:val="18"/>
+                <w:szCs w:val="18"/>
+                <w:color w:val="000000"/>
+              </w:rPr>
+            </w:pPr>
+            <w:r>
+              <w:rPr>
+                <w:rFonts w:ascii="Helvetica" w:hAnsi="Helvetica" w:eastAsia="Helvetica" w:cs="Helvetica"/>
+                <w:i w:val="false"/>
+                <w:b w:val="false"/>
+                <w:u w:val="none"/>
+                <w:strike w:val="false"/>
+                <w:sz w:val="18"/>
+                <w:szCs w:val="18"/>
                 <w:color w:val="000000"/>
               </w:rPr>
               <w:t xml:space="preserve">DENV-3</w:t>
@@ -1271,23 +1271,23 @@
                 <w:b w:val="false"/>
                 <w:u w:val="none"/>
                 <w:strike w:val="false"/>
-                <w:sz w:val="22"/>
-                <w:szCs w:val="22"/>
-                <w:color w:val="000000"/>
-              </w:rPr>
-            </w:pPr>
-            <w:r>
-              <w:rPr>
-                <w:rFonts w:ascii="Helvetica" w:hAnsi="Helvetica" w:eastAsia="Helvetica" w:cs="Helvetica"/>
-                <w:i w:val="false"/>
-                <w:b w:val="false"/>
-                <w:u w:val="none"/>
-                <w:strike w:val="false"/>
-                <w:sz w:val="22"/>
-                <w:szCs w:val="22"/>
-                <w:color w:val="000000"/>
-              </w:rPr>
-              <w:t xml:space="preserve">1,020</w:t>
+                <w:sz w:val="18"/>
+                <w:szCs w:val="18"/>
+                <w:color w:val="000000"/>
+              </w:rPr>
+            </w:pPr>
+            <w:r>
+              <w:rPr>
+                <w:rFonts w:ascii="Helvetica" w:hAnsi="Helvetica" w:eastAsia="Helvetica" w:cs="Helvetica"/>
+                <w:i w:val="false"/>
+                <w:b w:val="false"/>
+                <w:u w:val="none"/>
+                <w:strike w:val="false"/>
+                <w:sz w:val="18"/>
+                <w:szCs w:val="18"/>
+                <w:color w:val="000000"/>
+              </w:rPr>
+              <w:t xml:space="preserve">1,019</w:t>
             </w:r>
           </w:p>
         </w:tc>
@@ -1325,23 +1325,23 @@
                 <w:b w:val="false"/>
                 <w:u w:val="none"/>
                 <w:strike w:val="false"/>
-                <w:sz w:val="22"/>
-                <w:szCs w:val="22"/>
-                <w:color w:val="000000"/>
-              </w:rPr>
-            </w:pPr>
-            <w:r>
-              <w:rPr>
-                <w:rFonts w:ascii="Helvetica" w:hAnsi="Helvetica" w:eastAsia="Helvetica" w:cs="Helvetica"/>
-                <w:i w:val="false"/>
-                <w:b w:val="false"/>
-                <w:u w:val="none"/>
-                <w:strike w:val="false"/>
-                <w:sz w:val="22"/>
-                <w:szCs w:val="22"/>
-                <w:color w:val="000000"/>
-              </w:rPr>
-              <w:t xml:space="preserve">981</w:t>
+                <w:sz w:val="18"/>
+                <w:szCs w:val="18"/>
+                <w:color w:val="000000"/>
+              </w:rPr>
+            </w:pPr>
+            <w:r>
+              <w:rPr>
+                <w:rFonts w:ascii="Helvetica" w:hAnsi="Helvetica" w:eastAsia="Helvetica" w:cs="Helvetica"/>
+                <w:i w:val="false"/>
+                <w:b w:val="false"/>
+                <w:u w:val="none"/>
+                <w:strike w:val="false"/>
+                <w:sz w:val="18"/>
+                <w:szCs w:val="18"/>
+                <w:color w:val="000000"/>
+              </w:rPr>
+              <w:t xml:space="preserve">980</w:t>
             </w:r>
           </w:p>
         </w:tc>
@@ -1379,20 +1379,20 @@
                 <w:b w:val="false"/>
                 <w:u w:val="none"/>
                 <w:strike w:val="false"/>
-                <w:sz w:val="22"/>
-                <w:szCs w:val="22"/>
-                <w:color w:val="000000"/>
-              </w:rPr>
-            </w:pPr>
-            <w:r>
-              <w:rPr>
-                <w:rFonts w:ascii="Helvetica" w:hAnsi="Helvetica" w:eastAsia="Helvetica" w:cs="Helvetica"/>
-                <w:i w:val="false"/>
-                <w:b w:val="false"/>
-                <w:u w:val="none"/>
-                <w:strike w:val="false"/>
-                <w:sz w:val="22"/>
-                <w:szCs w:val="22"/>
+                <w:sz w:val="18"/>
+                <w:szCs w:val="18"/>
+                <w:color w:val="000000"/>
+              </w:rPr>
+            </w:pPr>
+            <w:r>
+              <w:rPr>
+                <w:rFonts w:ascii="Helvetica" w:hAnsi="Helvetica" w:eastAsia="Helvetica" w:cs="Helvetica"/>
+                <w:i w:val="false"/>
+                <w:b w:val="false"/>
+                <w:u w:val="none"/>
+                <w:strike w:val="false"/>
+                <w:sz w:val="18"/>
+                <w:szCs w:val="18"/>
                 <w:color w:val="000000"/>
               </w:rPr>
               <w:t xml:space="preserve">96.2% (94.8-97.3%)</w:t>
@@ -1433,20 +1433,20 @@
                 <w:b w:val="false"/>
                 <w:u w:val="none"/>
                 <w:strike w:val="false"/>
-                <w:sz w:val="22"/>
-                <w:szCs w:val="22"/>
-                <w:color w:val="000000"/>
-              </w:rPr>
-            </w:pPr>
-            <w:r>
-              <w:rPr>
-                <w:rFonts w:ascii="Helvetica" w:hAnsi="Helvetica" w:eastAsia="Helvetica" w:cs="Helvetica"/>
-                <w:i w:val="false"/>
-                <w:b w:val="false"/>
-                <w:u w:val="none"/>
-                <w:strike w:val="false"/>
-                <w:sz w:val="22"/>
-                <w:szCs w:val="22"/>
+                <w:sz w:val="18"/>
+                <w:szCs w:val="18"/>
+                <w:color w:val="000000"/>
+              </w:rPr>
+            </w:pPr>
+            <w:r>
+              <w:rPr>
+                <w:rFonts w:ascii="Helvetica" w:hAnsi="Helvetica" w:eastAsia="Helvetica" w:cs="Helvetica"/>
+                <w:i w:val="false"/>
+                <w:b w:val="false"/>
+                <w:u w:val="none"/>
+                <w:strike w:val="false"/>
+                <w:sz w:val="18"/>
+                <w:szCs w:val="18"/>
                 <w:color w:val="000000"/>
               </w:rPr>
               <w:t xml:space="preserve">983</w:t>
@@ -1487,23 +1487,23 @@
                 <w:b w:val="false"/>
                 <w:u w:val="none"/>
                 <w:strike w:val="false"/>
-                <w:sz w:val="22"/>
-                <w:szCs w:val="22"/>
-                <w:color w:val="000000"/>
-              </w:rPr>
-            </w:pPr>
-            <w:r>
-              <w:rPr>
-                <w:rFonts w:ascii="Helvetica" w:hAnsi="Helvetica" w:eastAsia="Helvetica" w:cs="Helvetica"/>
-                <w:i w:val="false"/>
-                <w:b w:val="false"/>
-                <w:u w:val="none"/>
-                <w:strike w:val="false"/>
-                <w:sz w:val="22"/>
-                <w:szCs w:val="22"/>
-                <w:color w:val="000000"/>
-              </w:rPr>
-              <w:t xml:space="preserve">96.4% (95.0-97.4%)</w:t>
+                <w:sz w:val="18"/>
+                <w:szCs w:val="18"/>
+                <w:color w:val="000000"/>
+              </w:rPr>
+            </w:pPr>
+            <w:r>
+              <w:rPr>
+                <w:rFonts w:ascii="Helvetica" w:hAnsi="Helvetica" w:eastAsia="Helvetica" w:cs="Helvetica"/>
+                <w:i w:val="false"/>
+                <w:b w:val="false"/>
+                <w:u w:val="none"/>
+                <w:strike w:val="false"/>
+                <w:sz w:val="18"/>
+                <w:szCs w:val="18"/>
+                <w:color w:val="000000"/>
+              </w:rPr>
+              <w:t xml:space="preserve">96.5% (95.1-97.5%)</w:t>
             </w:r>
           </w:p>
         </w:tc>
@@ -1541,30 +1541,30 @@
                 <w:b w:val="false"/>
                 <w:u w:val="none"/>
                 <w:strike w:val="false"/>
-                <w:sz w:val="22"/>
-                <w:szCs w:val="22"/>
-                <w:color w:val="000000"/>
-              </w:rPr>
-            </w:pPr>
-            <w:r>
-              <w:rPr>
-                <w:rFonts w:ascii="Helvetica" w:hAnsi="Helvetica" w:eastAsia="Helvetica" w:cs="Helvetica"/>
-                <w:i w:val="false"/>
-                <w:b w:val="false"/>
-                <w:u w:val="none"/>
-                <w:strike w:val="false"/>
-                <w:sz w:val="22"/>
-                <w:szCs w:val="22"/>
-                <w:color w:val="000000"/>
-              </w:rPr>
-              <w:t xml:space="preserve">0.20% (0.00-1.84%)</w:t>
+                <w:sz w:val="18"/>
+                <w:szCs w:val="18"/>
+                <w:color w:val="000000"/>
+              </w:rPr>
+            </w:pPr>
+            <w:r>
+              <w:rPr>
+                <w:rFonts w:ascii="Helvetica" w:hAnsi="Helvetica" w:eastAsia="Helvetica" w:cs="Helvetica"/>
+                <w:i w:val="false"/>
+                <w:b w:val="false"/>
+                <w:u w:val="none"/>
+                <w:strike w:val="false"/>
+                <w:sz w:val="18"/>
+                <w:szCs w:val="18"/>
+                <w:color w:val="000000"/>
+              </w:rPr>
+              <w:t xml:space="preserve">0.29% (0.00-1.93%)</w:t>
             </w:r>
           </w:p>
         </w:tc>
       </w:tr>
       <w:tr>
         <w:trPr>
-          <w:trHeight w:val="616" w:hRule="auto"/>
+          <w:trHeight w:val="579" w:hRule="auto"/>
         </w:trPr>
         body4
         <w:tc>
@@ -1601,20 +1601,20 @@
                 <w:b w:val="false"/>
                 <w:u w:val="none"/>
                 <w:strike w:val="false"/>
-                <w:sz w:val="22"/>
-                <w:szCs w:val="22"/>
-                <w:color w:val="000000"/>
-              </w:rPr>
-            </w:pPr>
-            <w:r>
-              <w:rPr>
-                <w:rFonts w:ascii="Helvetica" w:hAnsi="Helvetica" w:eastAsia="Helvetica" w:cs="Helvetica"/>
-                <w:i w:val="false"/>
-                <w:b w:val="false"/>
-                <w:u w:val="none"/>
-                <w:strike w:val="false"/>
-                <w:sz w:val="22"/>
-                <w:szCs w:val="22"/>
+                <w:sz w:val="18"/>
+                <w:szCs w:val="18"/>
+                <w:color w:val="000000"/>
+              </w:rPr>
+            </w:pPr>
+            <w:r>
+              <w:rPr>
+                <w:rFonts w:ascii="Helvetica" w:hAnsi="Helvetica" w:eastAsia="Helvetica" w:cs="Helvetica"/>
+                <w:i w:val="false"/>
+                <w:b w:val="false"/>
+                <w:u w:val="none"/>
+                <w:strike w:val="false"/>
+                <w:sz w:val="18"/>
+                <w:szCs w:val="18"/>
                 <w:color w:val="000000"/>
               </w:rPr>
               <w:t xml:space="preserve">DENV-4</w:t>
@@ -1655,23 +1655,23 @@
                 <w:b w:val="false"/>
                 <w:u w:val="none"/>
                 <w:strike w:val="false"/>
-                <w:sz w:val="22"/>
-                <w:szCs w:val="22"/>
-                <w:color w:val="000000"/>
-              </w:rPr>
-            </w:pPr>
-            <w:r>
-              <w:rPr>
-                <w:rFonts w:ascii="Helvetica" w:hAnsi="Helvetica" w:eastAsia="Helvetica" w:cs="Helvetica"/>
-                <w:i w:val="false"/>
-                <w:b w:val="false"/>
-                <w:u w:val="none"/>
-                <w:strike w:val="false"/>
-                <w:sz w:val="22"/>
-                <w:szCs w:val="22"/>
-                <w:color w:val="000000"/>
-              </w:rPr>
-              <w:t xml:space="preserve">1,020</w:t>
+                <w:sz w:val="18"/>
+                <w:szCs w:val="18"/>
+                <w:color w:val="000000"/>
+              </w:rPr>
+            </w:pPr>
+            <w:r>
+              <w:rPr>
+                <w:rFonts w:ascii="Helvetica" w:hAnsi="Helvetica" w:eastAsia="Helvetica" w:cs="Helvetica"/>
+                <w:i w:val="false"/>
+                <w:b w:val="false"/>
+                <w:u w:val="none"/>
+                <w:strike w:val="false"/>
+                <w:sz w:val="18"/>
+                <w:szCs w:val="18"/>
+                <w:color w:val="000000"/>
+              </w:rPr>
+              <w:t xml:space="preserve">1,019</w:t>
             </w:r>
           </w:p>
         </w:tc>
@@ -1709,23 +1709,23 @@
                 <w:b w:val="false"/>
                 <w:u w:val="none"/>
                 <w:strike w:val="false"/>
-                <w:sz w:val="22"/>
-                <w:szCs w:val="22"/>
-                <w:color w:val="000000"/>
-              </w:rPr>
-            </w:pPr>
-            <w:r>
-              <w:rPr>
-                <w:rFonts w:ascii="Helvetica" w:hAnsi="Helvetica" w:eastAsia="Helvetica" w:cs="Helvetica"/>
-                <w:i w:val="false"/>
-                <w:b w:val="false"/>
-                <w:u w:val="none"/>
-                <w:strike w:val="false"/>
-                <w:sz w:val="22"/>
-                <w:szCs w:val="22"/>
-                <w:color w:val="000000"/>
-              </w:rPr>
-              <w:t xml:space="preserve">947</w:t>
+                <w:sz w:val="18"/>
+                <w:szCs w:val="18"/>
+                <w:color w:val="000000"/>
+              </w:rPr>
+            </w:pPr>
+            <w:r>
+              <w:rPr>
+                <w:rFonts w:ascii="Helvetica" w:hAnsi="Helvetica" w:eastAsia="Helvetica" w:cs="Helvetica"/>
+                <w:i w:val="false"/>
+                <w:b w:val="false"/>
+                <w:u w:val="none"/>
+                <w:strike w:val="false"/>
+                <w:sz w:val="18"/>
+                <w:szCs w:val="18"/>
+                <w:color w:val="000000"/>
+              </w:rPr>
+              <w:t xml:space="preserve">946</w:t>
             </w:r>
           </w:p>
         </w:tc>
@@ -1763,20 +1763,20 @@
                 <w:b w:val="false"/>
                 <w:u w:val="none"/>
                 <w:strike w:val="false"/>
-                <w:sz w:val="22"/>
-                <w:szCs w:val="22"/>
-                <w:color w:val="000000"/>
-              </w:rPr>
-            </w:pPr>
-            <w:r>
-              <w:rPr>
-                <w:rFonts w:ascii="Helvetica" w:hAnsi="Helvetica" w:eastAsia="Helvetica" w:cs="Helvetica"/>
-                <w:i w:val="false"/>
-                <w:b w:val="false"/>
-                <w:u w:val="none"/>
-                <w:strike w:val="false"/>
-                <w:sz w:val="22"/>
-                <w:szCs w:val="22"/>
+                <w:sz w:val="18"/>
+                <w:szCs w:val="18"/>
+                <w:color w:val="000000"/>
+              </w:rPr>
+            </w:pPr>
+            <w:r>
+              <w:rPr>
+                <w:rFonts w:ascii="Helvetica" w:hAnsi="Helvetica" w:eastAsia="Helvetica" w:cs="Helvetica"/>
+                <w:i w:val="false"/>
+                <w:b w:val="false"/>
+                <w:u w:val="none"/>
+                <w:strike w:val="false"/>
+                <w:sz w:val="18"/>
+                <w:szCs w:val="18"/>
                 <w:color w:val="000000"/>
               </w:rPr>
               <w:t xml:space="preserve">92.8% (91.1-94.3%)</w:t>
@@ -1817,20 +1817,20 @@
                 <w:b w:val="false"/>
                 <w:u w:val="none"/>
                 <w:strike w:val="false"/>
-                <w:sz w:val="22"/>
-                <w:szCs w:val="22"/>
-                <w:color w:val="000000"/>
-              </w:rPr>
-            </w:pPr>
-            <w:r>
-              <w:rPr>
-                <w:rFonts w:ascii="Helvetica" w:hAnsi="Helvetica" w:eastAsia="Helvetica" w:cs="Helvetica"/>
-                <w:i w:val="false"/>
-                <w:b w:val="false"/>
-                <w:u w:val="none"/>
-                <w:strike w:val="false"/>
-                <w:sz w:val="22"/>
-                <w:szCs w:val="22"/>
+                <w:sz w:val="18"/>
+                <w:szCs w:val="18"/>
+                <w:color w:val="000000"/>
+              </w:rPr>
+            </w:pPr>
+            <w:r>
+              <w:rPr>
+                <w:rFonts w:ascii="Helvetica" w:hAnsi="Helvetica" w:eastAsia="Helvetica" w:cs="Helvetica"/>
+                <w:i w:val="false"/>
+                <w:b w:val="false"/>
+                <w:u w:val="none"/>
+                <w:strike w:val="false"/>
+                <w:sz w:val="18"/>
+                <w:szCs w:val="18"/>
                 <w:color w:val="000000"/>
               </w:rPr>
               <w:t xml:space="preserve">952</w:t>
@@ -1871,23 +1871,23 @@
                 <w:b w:val="false"/>
                 <w:u w:val="none"/>
                 <w:strike w:val="false"/>
-                <w:sz w:val="22"/>
-                <w:szCs w:val="22"/>
-                <w:color w:val="000000"/>
-              </w:rPr>
-            </w:pPr>
-            <w:r>
-              <w:rPr>
-                <w:rFonts w:ascii="Helvetica" w:hAnsi="Helvetica" w:eastAsia="Helvetica" w:cs="Helvetica"/>
-                <w:i w:val="false"/>
-                <w:b w:val="false"/>
-                <w:u w:val="none"/>
-                <w:strike w:val="false"/>
-                <w:sz w:val="22"/>
-                <w:szCs w:val="22"/>
-                <w:color w:val="000000"/>
-              </w:rPr>
-              <w:t xml:space="preserve">93.3% (91.6-94.8%)</w:t>
+                <w:sz w:val="18"/>
+                <w:szCs w:val="18"/>
+                <w:color w:val="000000"/>
+              </w:rPr>
+            </w:pPr>
+            <w:r>
+              <w:rPr>
+                <w:rFonts w:ascii="Helvetica" w:hAnsi="Helvetica" w:eastAsia="Helvetica" w:cs="Helvetica"/>
+                <w:i w:val="false"/>
+                <w:b w:val="false"/>
+                <w:u w:val="none"/>
+                <w:strike w:val="false"/>
+                <w:sz w:val="18"/>
+                <w:szCs w:val="18"/>
+                <w:color w:val="000000"/>
+              </w:rPr>
+              <w:t xml:space="preserve">93.4% (91.7-94.9%)</w:t>
             </w:r>
           </w:p>
         </w:tc>
@@ -1925,23 +1925,23 @@
                 <w:b w:val="false"/>
                 <w:u w:val="none"/>
                 <w:strike w:val="false"/>
-                <w:sz w:val="22"/>
-                <w:szCs w:val="22"/>
-                <w:color w:val="000000"/>
-              </w:rPr>
-            </w:pPr>
-            <w:r>
-              <w:rPr>
-                <w:rFonts w:ascii="Helvetica" w:hAnsi="Helvetica" w:eastAsia="Helvetica" w:cs="Helvetica"/>
-                <w:i w:val="false"/>
-                <w:b w:val="false"/>
-                <w:u w:val="none"/>
-                <w:strike w:val="false"/>
-                <w:sz w:val="22"/>
-                <w:szCs w:val="22"/>
-                <w:color w:val="000000"/>
-              </w:rPr>
-              <w:t xml:space="preserve">0.49% (0.00-2.69%)</w:t>
+                <w:sz w:val="18"/>
+                <w:szCs w:val="18"/>
+                <w:color w:val="000000"/>
+              </w:rPr>
+            </w:pPr>
+            <w:r>
+              <w:rPr>
+                <w:rFonts w:ascii="Helvetica" w:hAnsi="Helvetica" w:eastAsia="Helvetica" w:cs="Helvetica"/>
+                <w:i w:val="false"/>
+                <w:b w:val="false"/>
+                <w:u w:val="none"/>
+                <w:strike w:val="false"/>
+                <w:sz w:val="18"/>
+                <w:szCs w:val="18"/>
+                <w:color w:val="000000"/>
+              </w:rPr>
+              <w:t xml:space="preserve">0.59% (0.00-2.78%)</w:t>
             </w:r>
           </w:p>
         </w:tc>

--- a/outputs/table_seropos.docx
+++ b/outputs/table_seropos.docx
@@ -1570,6 +1570,390 @@
         <w:tc>
           <w:tcPr>
             <w:tcBorders>
+              <w:bottom w:val="none" w:sz="0" w:space="0" w:color="000000"/>
+              <w:top w:val="none" w:sz="0" w:space="0" w:color="000000"/>
+              <w:left w:val="none" w:sz="0" w:space="0" w:color="000000"/>
+              <w:right w:val="none" w:sz="0" w:space="0" w:color="000000"/>
+            </w:tcBorders>
+            <w:shd w:val="clear" w:color="auto" w:fill="FFFFFF"/>
+            <w:tcMar>
+              <w:top w:w="0" w:type="dxa"/>
+              <w:bottom w:w="0" w:type="dxa"/>
+              <w:left w:w="0" w:type="dxa"/>
+              <w:right w:w="0" w:type="dxa"/>
+            </w:tcMar>
+            <w:vAlign w:val="center"/>
+          </w:tcPr>
+          <w:p>
+            <w:pPr>
+              <w:jc w:val="left"/>
+              <w:pBdr>
+                <w:bottom w:val="none" w:sz="0" w:space="0" w:color="000000"/>
+                <w:top w:val="none" w:sz="0" w:space="0" w:color="000000"/>
+                <w:left w:val="none" w:sz="0" w:space="0" w:color="000000"/>
+                <w:right w:val="none" w:sz="0" w:space="0" w:color="000000"/>
+              </w:pBdr>
+              <w:spacing w:after="100" w:before="100" w:line="240"/>
+              <w:ind w:left="100" w:right="100" w:firstLine="0" w:firstLineChars="0"/>
+              <w:rPr>
+                <w:rFonts w:ascii="Helvetica" w:hAnsi="Helvetica" w:eastAsia="Helvetica" w:cs="Helvetica"/>
+                <w:i w:val="false"/>
+                <w:b w:val="false"/>
+                <w:u w:val="none"/>
+                <w:strike w:val="false"/>
+                <w:sz w:val="18"/>
+                <w:szCs w:val="18"/>
+                <w:color w:val="000000"/>
+              </w:rPr>
+            </w:pPr>
+            <w:r>
+              <w:rPr>
+                <w:rFonts w:ascii="Helvetica" w:hAnsi="Helvetica" w:eastAsia="Helvetica" w:cs="Helvetica"/>
+                <w:i w:val="false"/>
+                <w:b w:val="false"/>
+                <w:u w:val="none"/>
+                <w:strike w:val="false"/>
+                <w:sz w:val="18"/>
+                <w:szCs w:val="18"/>
+                <w:color w:val="000000"/>
+              </w:rPr>
+              <w:t xml:space="preserve">DENV-4</w:t>
+            </w:r>
+          </w:p>
+        </w:tc>
+        <w:tc>
+          <w:tcPr>
+            <w:tcBorders>
+              <w:bottom w:val="none" w:sz="0" w:space="0" w:color="000000"/>
+              <w:top w:val="none" w:sz="0" w:space="0" w:color="000000"/>
+              <w:left w:val="none" w:sz="0" w:space="0" w:color="000000"/>
+              <w:right w:val="none" w:sz="0" w:space="0" w:color="000000"/>
+            </w:tcBorders>
+            <w:shd w:val="clear" w:color="auto" w:fill="FFFFFF"/>
+            <w:tcMar>
+              <w:top w:w="0" w:type="dxa"/>
+              <w:bottom w:w="0" w:type="dxa"/>
+              <w:left w:w="0" w:type="dxa"/>
+              <w:right w:w="0" w:type="dxa"/>
+            </w:tcMar>
+            <w:vAlign w:val="center"/>
+          </w:tcPr>
+          <w:p>
+            <w:pPr>
+              <w:jc w:val="right"/>
+              <w:pBdr>
+                <w:bottom w:val="none" w:sz="0" w:space="0" w:color="000000"/>
+                <w:top w:val="none" w:sz="0" w:space="0" w:color="000000"/>
+                <w:left w:val="none" w:sz="0" w:space="0" w:color="000000"/>
+                <w:right w:val="none" w:sz="0" w:space="0" w:color="000000"/>
+              </w:pBdr>
+              <w:spacing w:after="100" w:before="100" w:line="240"/>
+              <w:ind w:left="100" w:right="100" w:firstLine="0" w:firstLineChars="0"/>
+              <w:rPr>
+                <w:rFonts w:ascii="Helvetica" w:hAnsi="Helvetica" w:eastAsia="Helvetica" w:cs="Helvetica"/>
+                <w:i w:val="false"/>
+                <w:b w:val="false"/>
+                <w:u w:val="none"/>
+                <w:strike w:val="false"/>
+                <w:sz w:val="18"/>
+                <w:szCs w:val="18"/>
+                <w:color w:val="000000"/>
+              </w:rPr>
+            </w:pPr>
+            <w:r>
+              <w:rPr>
+                <w:rFonts w:ascii="Helvetica" w:hAnsi="Helvetica" w:eastAsia="Helvetica" w:cs="Helvetica"/>
+                <w:i w:val="false"/>
+                <w:b w:val="false"/>
+                <w:u w:val="none"/>
+                <w:strike w:val="false"/>
+                <w:sz w:val="18"/>
+                <w:szCs w:val="18"/>
+                <w:color w:val="000000"/>
+              </w:rPr>
+              <w:t xml:space="preserve">1,019</w:t>
+            </w:r>
+          </w:p>
+        </w:tc>
+        <w:tc>
+          <w:tcPr>
+            <w:tcBorders>
+              <w:bottom w:val="none" w:sz="0" w:space="0" w:color="000000"/>
+              <w:top w:val="none" w:sz="0" w:space="0" w:color="000000"/>
+              <w:left w:val="none" w:sz="0" w:space="0" w:color="000000"/>
+              <w:right w:val="none" w:sz="0" w:space="0" w:color="000000"/>
+            </w:tcBorders>
+            <w:shd w:val="clear" w:color="auto" w:fill="FFFFFF"/>
+            <w:tcMar>
+              <w:top w:w="0" w:type="dxa"/>
+              <w:bottom w:w="0" w:type="dxa"/>
+              <w:left w:w="0" w:type="dxa"/>
+              <w:right w:w="0" w:type="dxa"/>
+            </w:tcMar>
+            <w:vAlign w:val="center"/>
+          </w:tcPr>
+          <w:p>
+            <w:pPr>
+              <w:jc w:val="right"/>
+              <w:pBdr>
+                <w:bottom w:val="none" w:sz="0" w:space="0" w:color="000000"/>
+                <w:top w:val="none" w:sz="0" w:space="0" w:color="000000"/>
+                <w:left w:val="none" w:sz="0" w:space="0" w:color="000000"/>
+                <w:right w:val="none" w:sz="0" w:space="0" w:color="000000"/>
+              </w:pBdr>
+              <w:spacing w:after="100" w:before="100" w:line="240"/>
+              <w:ind w:left="100" w:right="100" w:firstLine="0" w:firstLineChars="0"/>
+              <w:rPr>
+                <w:rFonts w:ascii="Helvetica" w:hAnsi="Helvetica" w:eastAsia="Helvetica" w:cs="Helvetica"/>
+                <w:i w:val="false"/>
+                <w:b w:val="false"/>
+                <w:u w:val="none"/>
+                <w:strike w:val="false"/>
+                <w:sz w:val="18"/>
+                <w:szCs w:val="18"/>
+                <w:color w:val="000000"/>
+              </w:rPr>
+            </w:pPr>
+            <w:r>
+              <w:rPr>
+                <w:rFonts w:ascii="Helvetica" w:hAnsi="Helvetica" w:eastAsia="Helvetica" w:cs="Helvetica"/>
+                <w:i w:val="false"/>
+                <w:b w:val="false"/>
+                <w:u w:val="none"/>
+                <w:strike w:val="false"/>
+                <w:sz w:val="18"/>
+                <w:szCs w:val="18"/>
+                <w:color w:val="000000"/>
+              </w:rPr>
+              <w:t xml:space="preserve">946</w:t>
+            </w:r>
+          </w:p>
+        </w:tc>
+        <w:tc>
+          <w:tcPr>
+            <w:tcBorders>
+              <w:bottom w:val="none" w:sz="0" w:space="0" w:color="000000"/>
+              <w:top w:val="none" w:sz="0" w:space="0" w:color="000000"/>
+              <w:left w:val="none" w:sz="0" w:space="0" w:color="000000"/>
+              <w:right w:val="none" w:sz="0" w:space="0" w:color="000000"/>
+            </w:tcBorders>
+            <w:shd w:val="clear" w:color="auto" w:fill="FFFFFF"/>
+            <w:tcMar>
+              <w:top w:w="0" w:type="dxa"/>
+              <w:bottom w:w="0" w:type="dxa"/>
+              <w:left w:w="0" w:type="dxa"/>
+              <w:right w:w="0" w:type="dxa"/>
+            </w:tcMar>
+            <w:vAlign w:val="center"/>
+          </w:tcPr>
+          <w:p>
+            <w:pPr>
+              <w:jc w:val="left"/>
+              <w:pBdr>
+                <w:bottom w:val="none" w:sz="0" w:space="0" w:color="000000"/>
+                <w:top w:val="none" w:sz="0" w:space="0" w:color="000000"/>
+                <w:left w:val="none" w:sz="0" w:space="0" w:color="000000"/>
+                <w:right w:val="none" w:sz="0" w:space="0" w:color="000000"/>
+              </w:pBdr>
+              <w:spacing w:after="100" w:before="100" w:line="240"/>
+              <w:ind w:left="100" w:right="100" w:firstLine="0" w:firstLineChars="0"/>
+              <w:rPr>
+                <w:rFonts w:ascii="Helvetica" w:hAnsi="Helvetica" w:eastAsia="Helvetica" w:cs="Helvetica"/>
+                <w:i w:val="false"/>
+                <w:b w:val="false"/>
+                <w:u w:val="none"/>
+                <w:strike w:val="false"/>
+                <w:sz w:val="18"/>
+                <w:szCs w:val="18"/>
+                <w:color w:val="000000"/>
+              </w:rPr>
+            </w:pPr>
+            <w:r>
+              <w:rPr>
+                <w:rFonts w:ascii="Helvetica" w:hAnsi="Helvetica" w:eastAsia="Helvetica" w:cs="Helvetica"/>
+                <w:i w:val="false"/>
+                <w:b w:val="false"/>
+                <w:u w:val="none"/>
+                <w:strike w:val="false"/>
+                <w:sz w:val="18"/>
+                <w:szCs w:val="18"/>
+                <w:color w:val="000000"/>
+              </w:rPr>
+              <w:t xml:space="preserve">92.8% (91.1-94.3%)</w:t>
+            </w:r>
+          </w:p>
+        </w:tc>
+        <w:tc>
+          <w:tcPr>
+            <w:tcBorders>
+              <w:bottom w:val="none" w:sz="0" w:space="0" w:color="000000"/>
+              <w:top w:val="none" w:sz="0" w:space="0" w:color="000000"/>
+              <w:left w:val="none" w:sz="0" w:space="0" w:color="000000"/>
+              <w:right w:val="none" w:sz="0" w:space="0" w:color="000000"/>
+            </w:tcBorders>
+            <w:shd w:val="clear" w:color="auto" w:fill="FFFFFF"/>
+            <w:tcMar>
+              <w:top w:w="0" w:type="dxa"/>
+              <w:bottom w:w="0" w:type="dxa"/>
+              <w:left w:w="0" w:type="dxa"/>
+              <w:right w:w="0" w:type="dxa"/>
+            </w:tcMar>
+            <w:vAlign w:val="center"/>
+          </w:tcPr>
+          <w:p>
+            <w:pPr>
+              <w:jc w:val="right"/>
+              <w:pBdr>
+                <w:bottom w:val="none" w:sz="0" w:space="0" w:color="000000"/>
+                <w:top w:val="none" w:sz="0" w:space="0" w:color="000000"/>
+                <w:left w:val="none" w:sz="0" w:space="0" w:color="000000"/>
+                <w:right w:val="none" w:sz="0" w:space="0" w:color="000000"/>
+              </w:pBdr>
+              <w:spacing w:after="100" w:before="100" w:line="240"/>
+              <w:ind w:left="100" w:right="100" w:firstLine="0" w:firstLineChars="0"/>
+              <w:rPr>
+                <w:rFonts w:ascii="Helvetica" w:hAnsi="Helvetica" w:eastAsia="Helvetica" w:cs="Helvetica"/>
+                <w:i w:val="false"/>
+                <w:b w:val="false"/>
+                <w:u w:val="none"/>
+                <w:strike w:val="false"/>
+                <w:sz w:val="18"/>
+                <w:szCs w:val="18"/>
+                <w:color w:val="000000"/>
+              </w:rPr>
+            </w:pPr>
+            <w:r>
+              <w:rPr>
+                <w:rFonts w:ascii="Helvetica" w:hAnsi="Helvetica" w:eastAsia="Helvetica" w:cs="Helvetica"/>
+                <w:i w:val="false"/>
+                <w:b w:val="false"/>
+                <w:u w:val="none"/>
+                <w:strike w:val="false"/>
+                <w:sz w:val="18"/>
+                <w:szCs w:val="18"/>
+                <w:color w:val="000000"/>
+              </w:rPr>
+              <w:t xml:space="preserve">952</w:t>
+            </w:r>
+          </w:p>
+        </w:tc>
+        <w:tc>
+          <w:tcPr>
+            <w:tcBorders>
+              <w:bottom w:val="none" w:sz="0" w:space="0" w:color="000000"/>
+              <w:top w:val="none" w:sz="0" w:space="0" w:color="000000"/>
+              <w:left w:val="none" w:sz="0" w:space="0" w:color="000000"/>
+              <w:right w:val="none" w:sz="0" w:space="0" w:color="000000"/>
+            </w:tcBorders>
+            <w:shd w:val="clear" w:color="auto" w:fill="FFFFFF"/>
+            <w:tcMar>
+              <w:top w:w="0" w:type="dxa"/>
+              <w:bottom w:w="0" w:type="dxa"/>
+              <w:left w:w="0" w:type="dxa"/>
+              <w:right w:w="0" w:type="dxa"/>
+            </w:tcMar>
+            <w:vAlign w:val="center"/>
+          </w:tcPr>
+          <w:p>
+            <w:pPr>
+              <w:jc w:val="left"/>
+              <w:pBdr>
+                <w:bottom w:val="none" w:sz="0" w:space="0" w:color="000000"/>
+                <w:top w:val="none" w:sz="0" w:space="0" w:color="000000"/>
+                <w:left w:val="none" w:sz="0" w:space="0" w:color="000000"/>
+                <w:right w:val="none" w:sz="0" w:space="0" w:color="000000"/>
+              </w:pBdr>
+              <w:spacing w:after="100" w:before="100" w:line="240"/>
+              <w:ind w:left="100" w:right="100" w:firstLine="0" w:firstLineChars="0"/>
+              <w:rPr>
+                <w:rFonts w:ascii="Helvetica" w:hAnsi="Helvetica" w:eastAsia="Helvetica" w:cs="Helvetica"/>
+                <w:i w:val="false"/>
+                <w:b w:val="false"/>
+                <w:u w:val="none"/>
+                <w:strike w:val="false"/>
+                <w:sz w:val="18"/>
+                <w:szCs w:val="18"/>
+                <w:color w:val="000000"/>
+              </w:rPr>
+            </w:pPr>
+            <w:r>
+              <w:rPr>
+                <w:rFonts w:ascii="Helvetica" w:hAnsi="Helvetica" w:eastAsia="Helvetica" w:cs="Helvetica"/>
+                <w:i w:val="false"/>
+                <w:b w:val="false"/>
+                <w:u w:val="none"/>
+                <w:strike w:val="false"/>
+                <w:sz w:val="18"/>
+                <w:szCs w:val="18"/>
+                <w:color w:val="000000"/>
+              </w:rPr>
+              <w:t xml:space="preserve">93.4% (91.7-94.9%)</w:t>
+            </w:r>
+          </w:p>
+        </w:tc>
+        <w:tc>
+          <w:tcPr>
+            <w:tcBorders>
+              <w:bottom w:val="none" w:sz="0" w:space="0" w:color="000000"/>
+              <w:top w:val="none" w:sz="0" w:space="0" w:color="000000"/>
+              <w:left w:val="none" w:sz="0" w:space="0" w:color="000000"/>
+              <w:right w:val="none" w:sz="0" w:space="0" w:color="000000"/>
+            </w:tcBorders>
+            <w:shd w:val="clear" w:color="auto" w:fill="FFFFFF"/>
+            <w:tcMar>
+              <w:top w:w="0" w:type="dxa"/>
+              <w:bottom w:w="0" w:type="dxa"/>
+              <w:left w:w="0" w:type="dxa"/>
+              <w:right w:w="0" w:type="dxa"/>
+            </w:tcMar>
+            <w:vAlign w:val="center"/>
+          </w:tcPr>
+          <w:p>
+            <w:pPr>
+              <w:jc w:val="left"/>
+              <w:pBdr>
+                <w:bottom w:val="none" w:sz="0" w:space="0" w:color="000000"/>
+                <w:top w:val="none" w:sz="0" w:space="0" w:color="000000"/>
+                <w:left w:val="none" w:sz="0" w:space="0" w:color="000000"/>
+                <w:right w:val="none" w:sz="0" w:space="0" w:color="000000"/>
+              </w:pBdr>
+              <w:spacing w:after="100" w:before="100" w:line="240"/>
+              <w:ind w:left="100" w:right="100" w:firstLine="0" w:firstLineChars="0"/>
+              <w:rPr>
+                <w:rFonts w:ascii="Helvetica" w:hAnsi="Helvetica" w:eastAsia="Helvetica" w:cs="Helvetica"/>
+                <w:i w:val="false"/>
+                <w:b w:val="false"/>
+                <w:u w:val="none"/>
+                <w:strike w:val="false"/>
+                <w:sz w:val="18"/>
+                <w:szCs w:val="18"/>
+                <w:color w:val="000000"/>
+              </w:rPr>
+            </w:pPr>
+            <w:r>
+              <w:rPr>
+                <w:rFonts w:ascii="Helvetica" w:hAnsi="Helvetica" w:eastAsia="Helvetica" w:cs="Helvetica"/>
+                <w:i w:val="false"/>
+                <w:b w:val="false"/>
+                <w:u w:val="none"/>
+                <w:strike w:val="false"/>
+                <w:sz w:val="18"/>
+                <w:szCs w:val="18"/>
+                <w:color w:val="000000"/>
+              </w:rPr>
+              <w:t xml:space="preserve">0.59% (0.00-2.78%)</w:t>
+            </w:r>
+          </w:p>
+        </w:tc>
+      </w:tr>
+      <w:tr>
+        <w:trPr>
+          <w:trHeight w:val="579" w:hRule="auto"/>
+        </w:trPr>
+        body5
+        <w:tc>
+          <w:tcPr>
+            <w:tcBorders>
               <w:bottom w:val="single" w:sz="12" w:space="0" w:color="666666"/>
               <w:top w:val="none" w:sz="0" w:space="0" w:color="000000"/>
               <w:left w:val="none" w:sz="0" w:space="0" w:color="000000"/>
@@ -1617,7 +2001,7 @@
                 <w:szCs w:val="18"/>
                 <w:color w:val="000000"/>
               </w:rPr>
-              <w:t xml:space="preserve">DENV-4</w:t>
+              <w:t xml:space="preserve">DENV</w:t>
             </w:r>
           </w:p>
         </w:tc>
@@ -1725,7 +2109,7 @@
                 <w:szCs w:val="18"/>
                 <w:color w:val="000000"/>
               </w:rPr>
-              <w:t xml:space="preserve">946</w:t>
+              <w:t xml:space="preserve">993</w:t>
             </w:r>
           </w:p>
         </w:tc>
@@ -1779,7 +2163,7 @@
                 <w:szCs w:val="18"/>
                 <w:color w:val="000000"/>
               </w:rPr>
-              <w:t xml:space="preserve">92.8% (91.1-94.3%)</w:t>
+              <w:t xml:space="preserve">97.4% (96.3-98.3%)</w:t>
             </w:r>
           </w:p>
         </w:tc>
@@ -1833,7 +2217,7 @@
                 <w:szCs w:val="18"/>
                 <w:color w:val="000000"/>
               </w:rPr>
-              <w:t xml:space="preserve">952</w:t>
+              <w:t xml:space="preserve">993</w:t>
             </w:r>
           </w:p>
         </w:tc>
@@ -1887,7 +2271,7 @@
                 <w:szCs w:val="18"/>
                 <w:color w:val="000000"/>
               </w:rPr>
-              <w:t xml:space="preserve">93.4% (91.7-94.9%)</w:t>
+              <w:t xml:space="preserve">97.4% (96.3-98.3%)</w:t>
             </w:r>
           </w:p>
         </w:tc>
@@ -1941,7 +2325,7 @@
                 <w:szCs w:val="18"/>
                 <w:color w:val="000000"/>
               </w:rPr>
-              <w:t xml:space="preserve">0.59% (0.00-2.78%)</w:t>
+              <w:t xml:space="preserve">0.00% (0.00-1.37%)</w:t>
             </w:r>
           </w:p>
         </w:tc>
